--- a/ORGANIGRAMA.docx
+++ b/ORGANIGRAMA.docx
@@ -9,8 +9,1831 @@
         <w:rPr>
           <w:noProof/>
         </w:rPr>
+        <mc:AlternateContent>
+          <mc:Choice Requires="wps">
+            <w:drawing>
+              <wp:anchor distT="0" distB="0" distL="114300" distR="114300" simplePos="0" relativeHeight="251685888" behindDoc="0" locked="0" layoutInCell="1" allowOverlap="1" wp14:anchorId="29BF335B" wp14:editId="2721FF7B">
+                <wp:simplePos x="0" y="0"/>
+                <wp:positionH relativeFrom="column">
+                  <wp:posOffset>5923915</wp:posOffset>
+                </wp:positionH>
+                <wp:positionV relativeFrom="paragraph">
+                  <wp:posOffset>4202854</wp:posOffset>
+                </wp:positionV>
+                <wp:extent cx="1532467" cy="541866"/>
+                <wp:effectExtent l="0" t="0" r="10795" b="10795"/>
+                <wp:wrapNone/>
+                <wp:docPr id="20" name="Rectángulo redondeado 20"/>
+                <wp:cNvGraphicFramePr/>
+                <a:graphic xmlns:a="http://schemas.openxmlformats.org/drawingml/2006/main">
+                  <a:graphicData uri="http://schemas.microsoft.com/office/word/2010/wordprocessingShape">
+                    <wps:wsp>
+                      <wps:cNvSpPr/>
+                      <wps:spPr>
+                        <a:xfrm>
+                          <a:off x="0" y="0"/>
+                          <a:ext cx="1532467" cy="541866"/>
+                        </a:xfrm>
+                        <a:prstGeom prst="roundRect">
+                          <a:avLst/>
+                        </a:prstGeom>
+                      </wps:spPr>
+                      <wps:style>
+                        <a:lnRef idx="2">
+                          <a:schemeClr val="accent1">
+                            <a:shade val="50000"/>
+                          </a:schemeClr>
+                        </a:lnRef>
+                        <a:fillRef idx="1">
+                          <a:schemeClr val="accent1"/>
+                        </a:fillRef>
+                        <a:effectRef idx="0">
+                          <a:schemeClr val="accent1"/>
+                        </a:effectRef>
+                        <a:fontRef idx="minor">
+                          <a:schemeClr val="lt1"/>
+                        </a:fontRef>
+                      </wps:style>
+                      <wps:txbx>
+                        <w:txbxContent>
+                          <w:p>
+                            <w:pPr>
+                              <w:jc w:val="center"/>
+                              <w:rPr>
+                                <w:sz w:val="20"/>
+                                <w:lang w:val="es-BO"/>
+                              </w:rPr>
+                            </w:pPr>
+                            <w:r>
+                              <w:rPr>
+                                <w:sz w:val="20"/>
+                                <w:lang w:val="es-BO"/>
+                              </w:rPr>
+                              <w:t xml:space="preserve">PERSONAL DE </w:t>
+                            </w:r>
+                          </w:p>
+                          <w:p>
+                            <w:pPr>
+                              <w:jc w:val="center"/>
+                              <w:rPr>
+                                <w:sz w:val="20"/>
+                                <w:lang w:val="es-BO"/>
+                              </w:rPr>
+                            </w:pPr>
+                            <w:r>
+                              <w:rPr>
+                                <w:sz w:val="20"/>
+                                <w:lang w:val="es-BO"/>
+                              </w:rPr>
+                              <w:t>LIMPIEZA</w:t>
+                            </w:r>
+                          </w:p>
+                        </w:txbxContent>
+                      </wps:txbx>
+                      <wps:bodyPr rot="0" spcFirstLastPara="0" vertOverflow="overflow" horzOverflow="overflow" vert="horz" wrap="square" lIns="91440" tIns="45720" rIns="91440" bIns="45720" numCol="1" spcCol="0" rtlCol="0" fromWordArt="0" anchor="ctr" anchorCtr="0" forceAA="0" compatLnSpc="1">
+                        <a:prstTxWarp prst="textNoShape">
+                          <a:avLst/>
+                        </a:prstTxWarp>
+                        <a:noAutofit/>
+                      </wps:bodyPr>
+                    </wps:wsp>
+                  </a:graphicData>
+                </a:graphic>
+                <wp14:sizeRelH relativeFrom="margin">
+                  <wp14:pctWidth>0</wp14:pctWidth>
+                </wp14:sizeRelH>
+                <wp14:sizeRelV relativeFrom="margin">
+                  <wp14:pctHeight>0</wp14:pctHeight>
+                </wp14:sizeRelV>
+              </wp:anchor>
+            </w:drawing>
+          </mc:Choice>
+          <mc:Fallback>
+            <w:pict>
+              <v:roundrect w14:anchorId="29BF335B" id="Rectángulo redondeado 20" o:spid="_x0000_s1026" style="position:absolute;margin-left:466.45pt;margin-top:330.95pt;width:120.65pt;height:42.65pt;z-index:251685888;visibility:visible;mso-wrap-style:square;mso-width-percent:0;mso-height-percent:0;mso-wrap-distance-left:9pt;mso-wrap-distance-top:0;mso-wrap-distance-right:9pt;mso-wrap-distance-bottom:0;mso-position-horizontal:absolute;mso-position-horizontal-relative:text;mso-position-vertical:absolute;mso-position-vertical-relative:text;mso-width-percent:0;mso-height-percent:0;mso-width-relative:margin;mso-height-relative:margin;v-text-anchor:middle" arcsize="10923f" o:gfxdata="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" fillcolor="#5b9bd5 [3204]" strokecolor="#1f4d78 [1604]" strokeweight="1pt">
+                <v:stroke joinstyle="miter"/>
+                <v:textbox>
+                  <w:txbxContent>
+                    <w:p>
+                      <w:pPr>
+                        <w:jc w:val="center"/>
+                        <w:rPr>
+                          <w:sz w:val="20"/>
+                          <w:lang w:val="es-BO"/>
+                        </w:rPr>
+                      </w:pPr>
+                      <w:r>
+                        <w:rPr>
+                          <w:sz w:val="20"/>
+                          <w:lang w:val="es-BO"/>
+                        </w:rPr>
+                        <w:t xml:space="preserve">PERSONAL DE </w:t>
+                      </w:r>
+                    </w:p>
+                    <w:p>
+                      <w:pPr>
+                        <w:jc w:val="center"/>
+                        <w:rPr>
+                          <w:sz w:val="20"/>
+                          <w:lang w:val="es-BO"/>
+                        </w:rPr>
+                      </w:pPr>
+                      <w:r>
+                        <w:rPr>
+                          <w:sz w:val="20"/>
+                          <w:lang w:val="es-BO"/>
+                        </w:rPr>
+                        <w:t>LIMPIEZA</w:t>
+                      </w:r>
+                    </w:p>
+                  </w:txbxContent>
+                </v:textbox>
+              </v:roundrect>
+            </w:pict>
+          </mc:Fallback>
+        </mc:AlternateContent>
+      </w:r>
+      <w:r>
+        <w:rPr>
+          <w:noProof/>
+        </w:rPr>
+        <mc:AlternateContent>
+          <mc:Choice Requires="wps">
+            <w:drawing>
+              <wp:anchor distT="0" distB="0" distL="114300" distR="114300" simplePos="0" relativeHeight="251683840" behindDoc="0" locked="0" layoutInCell="1" allowOverlap="1" wp14:anchorId="194D2529" wp14:editId="3F9763F8">
+                <wp:simplePos x="0" y="0"/>
+                <wp:positionH relativeFrom="column">
+                  <wp:posOffset>4357582</wp:posOffset>
+                </wp:positionH>
+                <wp:positionV relativeFrom="paragraph">
+                  <wp:posOffset>5261398</wp:posOffset>
+                </wp:positionV>
+                <wp:extent cx="1405467" cy="524933"/>
+                <wp:effectExtent l="0" t="0" r="23495" b="27940"/>
+                <wp:wrapNone/>
+                <wp:docPr id="19" name="Rectángulo redondeado 19"/>
+                <wp:cNvGraphicFramePr/>
+                <a:graphic xmlns:a="http://schemas.openxmlformats.org/drawingml/2006/main">
+                  <a:graphicData uri="http://schemas.microsoft.com/office/word/2010/wordprocessingShape">
+                    <wps:wsp>
+                      <wps:cNvSpPr/>
+                      <wps:spPr>
+                        <a:xfrm>
+                          <a:off x="0" y="0"/>
+                          <a:ext cx="1405467" cy="524933"/>
+                        </a:xfrm>
+                        <a:prstGeom prst="roundRect">
+                          <a:avLst/>
+                        </a:prstGeom>
+                      </wps:spPr>
+                      <wps:style>
+                        <a:lnRef idx="2">
+                          <a:schemeClr val="accent1">
+                            <a:shade val="50000"/>
+                          </a:schemeClr>
+                        </a:lnRef>
+                        <a:fillRef idx="1">
+                          <a:schemeClr val="accent1"/>
+                        </a:fillRef>
+                        <a:effectRef idx="0">
+                          <a:schemeClr val="accent1"/>
+                        </a:effectRef>
+                        <a:fontRef idx="minor">
+                          <a:schemeClr val="lt1"/>
+                        </a:fontRef>
+                      </wps:style>
+                      <wps:txbx>
+                        <w:txbxContent>
+                          <w:p>
+                            <w:pPr>
+                              <w:jc w:val="center"/>
+                              <w:rPr>
+                                <w:lang w:val="es-BO"/>
+                              </w:rPr>
+                            </w:pPr>
+                            <w:r>
+                              <w:rPr>
+                                <w:lang w:val="es-BO"/>
+                              </w:rPr>
+                              <w:t xml:space="preserve">BECARIOS </w:t>
+                            </w:r>
+                          </w:p>
+                          <w:p>
+                            <w:pPr>
+                              <w:jc w:val="center"/>
+                              <w:rPr>
+                                <w:lang w:val="es-BO"/>
+                              </w:rPr>
+                            </w:pPr>
+                            <w:r>
+                              <w:rPr>
+                                <w:lang w:val="es-BO"/>
+                              </w:rPr>
+                              <w:t>LABORANTES</w:t>
+                            </w:r>
+                          </w:p>
+                        </w:txbxContent>
+                      </wps:txbx>
+                      <wps:bodyPr rot="0" spcFirstLastPara="0" vertOverflow="overflow" horzOverflow="overflow" vert="horz" wrap="square" lIns="91440" tIns="45720" rIns="91440" bIns="45720" numCol="1" spcCol="0" rtlCol="0" fromWordArt="0" anchor="ctr" anchorCtr="0" forceAA="0" compatLnSpc="1">
+                        <a:prstTxWarp prst="textNoShape">
+                          <a:avLst/>
+                        </a:prstTxWarp>
+                        <a:noAutofit/>
+                      </wps:bodyPr>
+                    </wps:wsp>
+                  </a:graphicData>
+                </a:graphic>
+                <wp14:sizeRelH relativeFrom="margin">
+                  <wp14:pctWidth>0</wp14:pctWidth>
+                </wp14:sizeRelH>
+                <wp14:sizeRelV relativeFrom="margin">
+                  <wp14:pctHeight>0</wp14:pctHeight>
+                </wp14:sizeRelV>
+              </wp:anchor>
+            </w:drawing>
+          </mc:Choice>
+          <mc:Fallback>
+            <w:pict>
+              <v:roundrect w14:anchorId="194D2529" id="Rectángulo redondeado 19" o:spid="_x0000_s1027" style="position:absolute;margin-left:343.1pt;margin-top:414.3pt;width:110.65pt;height:41.35pt;z-index:251683840;visibility:visible;mso-wrap-style:square;mso-width-percent:0;mso-height-percent:0;mso-wrap-distance-left:9pt;mso-wrap-distance-top:0;mso-wrap-distance-right:9pt;mso-wrap-distance-bottom:0;mso-position-horizontal:absolute;mso-position-horizontal-relative:text;mso-position-vertical:absolute;mso-position-vertical-relative:text;mso-width-percent:0;mso-height-percent:0;mso-width-relative:margin;mso-height-relative:margin;v-text-anchor:middle" arcsize="10923f" o:gfxdata="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" fillcolor="#5b9bd5 [3204]" strokecolor="#1f4d78 [1604]" strokeweight="1pt">
+                <v:stroke joinstyle="miter"/>
+                <v:textbox>
+                  <w:txbxContent>
+                    <w:p>
+                      <w:pPr>
+                        <w:jc w:val="center"/>
+                        <w:rPr>
+                          <w:lang w:val="es-BO"/>
+                        </w:rPr>
+                      </w:pPr>
+                      <w:r>
+                        <w:rPr>
+                          <w:lang w:val="es-BO"/>
+                        </w:rPr>
+                        <w:t xml:space="preserve">BECARIOS </w:t>
+                      </w:r>
+                    </w:p>
+                    <w:p>
+                      <w:pPr>
+                        <w:jc w:val="center"/>
+                        <w:rPr>
+                          <w:lang w:val="es-BO"/>
+                        </w:rPr>
+                      </w:pPr>
+                      <w:r>
+                        <w:rPr>
+                          <w:lang w:val="es-BO"/>
+                        </w:rPr>
+                        <w:t>LABORANTES</w:t>
+                      </w:r>
+                    </w:p>
+                  </w:txbxContent>
+                </v:textbox>
+              </v:roundrect>
+            </w:pict>
+          </mc:Fallback>
+        </mc:AlternateContent>
+      </w:r>
+      <w:r>
+        <w:rPr>
+          <w:noProof/>
+        </w:rPr>
+        <mc:AlternateContent>
+          <mc:Choice Requires="wps">
+            <w:drawing>
+              <wp:anchor distT="0" distB="0" distL="114300" distR="114300" simplePos="0" relativeHeight="251687936" behindDoc="0" locked="0" layoutInCell="1" allowOverlap="1" wp14:anchorId="2DE30546" wp14:editId="794E22A5">
+                <wp:simplePos x="0" y="0"/>
+                <wp:positionH relativeFrom="column">
+                  <wp:posOffset>2799715</wp:posOffset>
+                </wp:positionH>
+                <wp:positionV relativeFrom="paragraph">
+                  <wp:posOffset>5311352</wp:posOffset>
+                </wp:positionV>
+                <wp:extent cx="1405467" cy="524933"/>
+                <wp:effectExtent l="0" t="0" r="23495" b="27940"/>
+                <wp:wrapNone/>
+                <wp:docPr id="21" name="Rectángulo redondeado 21"/>
+                <wp:cNvGraphicFramePr/>
+                <a:graphic xmlns:a="http://schemas.openxmlformats.org/drawingml/2006/main">
+                  <a:graphicData uri="http://schemas.microsoft.com/office/word/2010/wordprocessingShape">
+                    <wps:wsp>
+                      <wps:cNvSpPr/>
+                      <wps:spPr>
+                        <a:xfrm>
+                          <a:off x="0" y="0"/>
+                          <a:ext cx="1405467" cy="524933"/>
+                        </a:xfrm>
+                        <a:prstGeom prst="roundRect">
+                          <a:avLst/>
+                        </a:prstGeom>
+                      </wps:spPr>
+                      <wps:style>
+                        <a:lnRef idx="2">
+                          <a:schemeClr val="accent1">
+                            <a:shade val="50000"/>
+                          </a:schemeClr>
+                        </a:lnRef>
+                        <a:fillRef idx="1">
+                          <a:schemeClr val="accent1"/>
+                        </a:fillRef>
+                        <a:effectRef idx="0">
+                          <a:schemeClr val="accent1"/>
+                        </a:effectRef>
+                        <a:fontRef idx="minor">
+                          <a:schemeClr val="lt1"/>
+                        </a:fontRef>
+                      </wps:style>
+                      <wps:txbx>
+                        <w:txbxContent>
+                          <w:p>
+                            <w:pPr>
+                              <w:jc w:val="center"/>
+                              <w:rPr>
+                                <w:lang w:val="es-BO"/>
+                              </w:rPr>
+                            </w:pPr>
+                            <w:r>
+                              <w:rPr>
+                                <w:lang w:val="es-BO"/>
+                              </w:rPr>
+                              <w:t>AUXILIAR DE DOCENCIA</w:t>
+                            </w:r>
+                          </w:p>
+                        </w:txbxContent>
+                      </wps:txbx>
+                      <wps:bodyPr rot="0" spcFirstLastPara="0" vertOverflow="overflow" horzOverflow="overflow" vert="horz" wrap="square" lIns="91440" tIns="45720" rIns="91440" bIns="45720" numCol="1" spcCol="0" rtlCol="0" fromWordArt="0" anchor="ctr" anchorCtr="0" forceAA="0" compatLnSpc="1">
+                        <a:prstTxWarp prst="textNoShape">
+                          <a:avLst/>
+                        </a:prstTxWarp>
+                        <a:noAutofit/>
+                      </wps:bodyPr>
+                    </wps:wsp>
+                  </a:graphicData>
+                </a:graphic>
+                <wp14:sizeRelH relativeFrom="margin">
+                  <wp14:pctWidth>0</wp14:pctWidth>
+                </wp14:sizeRelH>
+                <wp14:sizeRelV relativeFrom="margin">
+                  <wp14:pctHeight>0</wp14:pctHeight>
+                </wp14:sizeRelV>
+              </wp:anchor>
+            </w:drawing>
+          </mc:Choice>
+          <mc:Fallback>
+            <w:pict>
+              <v:roundrect w14:anchorId="2DE30546" id="Rectángulo redondeado 21" o:spid="_x0000_s1028" style="position:absolute;margin-left:220.45pt;margin-top:418.2pt;width:110.65pt;height:41.35pt;z-index:251687936;visibility:visible;mso-wrap-style:square;mso-width-percent:0;mso-height-percent:0;mso-wrap-distance-left:9pt;mso-wrap-distance-top:0;mso-wrap-distance-right:9pt;mso-wrap-distance-bottom:0;mso-position-horizontal:absolute;mso-position-horizontal-relative:text;mso-position-vertical:absolute;mso-position-vertical-relative:text;mso-width-percent:0;mso-height-percent:0;mso-width-relative:margin;mso-height-relative:margin;v-text-anchor:middle" arcsize="10923f" o:gfxdata="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" fillcolor="#5b9bd5 [3204]" strokecolor="#1f4d78 [1604]" strokeweight="1pt">
+                <v:stroke joinstyle="miter"/>
+                <v:textbox>
+                  <w:txbxContent>
+                    <w:p>
+                      <w:pPr>
+                        <w:jc w:val="center"/>
+                        <w:rPr>
+                          <w:lang w:val="es-BO"/>
+                        </w:rPr>
+                      </w:pPr>
+                      <w:r>
+                        <w:rPr>
+                          <w:lang w:val="es-BO"/>
+                        </w:rPr>
+                        <w:t>AUXILIAR DE DOCENCIA</w:t>
+                      </w:r>
+                    </w:p>
+                  </w:txbxContent>
+                </v:textbox>
+              </v:roundrect>
+            </w:pict>
+          </mc:Fallback>
+        </mc:AlternateContent>
+      </w:r>
+      <w:r>
+        <w:rPr>
+          <w:noProof/>
+        </w:rPr>
+        <mc:AlternateContent>
+          <mc:Choice Requires="wps">
+            <w:drawing>
+              <wp:anchor distT="0" distB="0" distL="114300" distR="114300" simplePos="0" relativeHeight="251679744" behindDoc="0" locked="0" layoutInCell="1" allowOverlap="1" wp14:anchorId="45941A70" wp14:editId="5DC71653">
+                <wp:simplePos x="0" y="0"/>
+                <wp:positionH relativeFrom="column">
+                  <wp:posOffset>2783206</wp:posOffset>
+                </wp:positionH>
+                <wp:positionV relativeFrom="paragraph">
+                  <wp:posOffset>4838065</wp:posOffset>
+                </wp:positionV>
+                <wp:extent cx="1345988" cy="423333"/>
+                <wp:effectExtent l="0" t="0" r="26035" b="15240"/>
+                <wp:wrapNone/>
+                <wp:docPr id="17" name="Rectángulo redondeado 17"/>
+                <wp:cNvGraphicFramePr/>
+                <a:graphic xmlns:a="http://schemas.openxmlformats.org/drawingml/2006/main">
+                  <a:graphicData uri="http://schemas.microsoft.com/office/word/2010/wordprocessingShape">
+                    <wps:wsp>
+                      <wps:cNvSpPr/>
+                      <wps:spPr>
+                        <a:xfrm>
+                          <a:off x="0" y="0"/>
+                          <a:ext cx="1345988" cy="423333"/>
+                        </a:xfrm>
+                        <a:prstGeom prst="roundRect">
+                          <a:avLst/>
+                        </a:prstGeom>
+                      </wps:spPr>
+                      <wps:style>
+                        <a:lnRef idx="2">
+                          <a:schemeClr val="accent1">
+                            <a:shade val="50000"/>
+                          </a:schemeClr>
+                        </a:lnRef>
+                        <a:fillRef idx="1">
+                          <a:schemeClr val="accent1"/>
+                        </a:fillRef>
+                        <a:effectRef idx="0">
+                          <a:schemeClr val="accent1"/>
+                        </a:effectRef>
+                        <a:fontRef idx="minor">
+                          <a:schemeClr val="lt1"/>
+                        </a:fontRef>
+                      </wps:style>
+                      <wps:txbx>
+                        <w:txbxContent>
+                          <w:p>
+                            <w:pPr>
+                              <w:jc w:val="center"/>
+                              <w:rPr>
+                                <w:lang w:val="es-BO"/>
+                              </w:rPr>
+                            </w:pPr>
+                            <w:r>
+                              <w:rPr>
+                                <w:lang w:val="es-BO"/>
+                              </w:rPr>
+                              <w:t>SECRETARIA</w:t>
+                            </w:r>
+                          </w:p>
+                        </w:txbxContent>
+                      </wps:txbx>
+                      <wps:bodyPr rot="0" spcFirstLastPara="0" vertOverflow="overflow" horzOverflow="overflow" vert="horz" wrap="square" lIns="91440" tIns="45720" rIns="91440" bIns="45720" numCol="1" spcCol="0" rtlCol="0" fromWordArt="0" anchor="ctr" anchorCtr="0" forceAA="0" compatLnSpc="1">
+                        <a:prstTxWarp prst="textNoShape">
+                          <a:avLst/>
+                        </a:prstTxWarp>
+                        <a:noAutofit/>
+                      </wps:bodyPr>
+                    </wps:wsp>
+                  </a:graphicData>
+                </a:graphic>
+                <wp14:sizeRelH relativeFrom="margin">
+                  <wp14:pctWidth>0</wp14:pctWidth>
+                </wp14:sizeRelH>
+                <wp14:sizeRelV relativeFrom="margin">
+                  <wp14:pctHeight>0</wp14:pctHeight>
+                </wp14:sizeRelV>
+              </wp:anchor>
+            </w:drawing>
+          </mc:Choice>
+          <mc:Fallback>
+            <w:pict>
+              <v:roundrect w14:anchorId="45941A70" id="Rectángulo redondeado 17" o:spid="_x0000_s1029" style="position:absolute;margin-left:219.15pt;margin-top:380.95pt;width:106pt;height:33.35pt;z-index:251679744;visibility:visible;mso-wrap-style:square;mso-width-percent:0;mso-height-percent:0;mso-wrap-distance-left:9pt;mso-wrap-distance-top:0;mso-wrap-distance-right:9pt;mso-wrap-distance-bottom:0;mso-position-horizontal:absolute;mso-position-horizontal-relative:text;mso-position-vertical:absolute;mso-position-vertical-relative:text;mso-width-percent:0;mso-height-percent:0;mso-width-relative:margin;mso-height-relative:margin;v-text-anchor:middle" arcsize="10923f" o:gfxdata="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" fillcolor="#5b9bd5 [3204]" strokecolor="#1f4d78 [1604]" strokeweight="1pt">
+                <v:stroke joinstyle="miter"/>
+                <v:textbox>
+                  <w:txbxContent>
+                    <w:p>
+                      <w:pPr>
+                        <w:jc w:val="center"/>
+                        <w:rPr>
+                          <w:lang w:val="es-BO"/>
+                        </w:rPr>
+                      </w:pPr>
+                      <w:r>
+                        <w:rPr>
+                          <w:lang w:val="es-BO"/>
+                        </w:rPr>
+                        <w:t>SECRETARIA</w:t>
+                      </w:r>
+                    </w:p>
+                  </w:txbxContent>
+                </v:textbox>
+              </v:roundrect>
+            </w:pict>
+          </mc:Fallback>
+        </mc:AlternateContent>
+      </w:r>
+      <w:r>
+        <w:rPr>
+          <w:noProof/>
+        </w:rPr>
+        <mc:AlternateContent>
+          <mc:Choice Requires="wps">
+            <w:drawing>
+              <wp:anchor distT="0" distB="0" distL="114300" distR="114300" simplePos="0" relativeHeight="251681792" behindDoc="0" locked="0" layoutInCell="1" allowOverlap="1" wp14:anchorId="39B04D9D" wp14:editId="3B9E433F">
+                <wp:simplePos x="0" y="0"/>
+                <wp:positionH relativeFrom="column">
+                  <wp:posOffset>6136005</wp:posOffset>
+                </wp:positionH>
+                <wp:positionV relativeFrom="paragraph">
+                  <wp:posOffset>5261399</wp:posOffset>
+                </wp:positionV>
+                <wp:extent cx="1405467" cy="524933"/>
+                <wp:effectExtent l="0" t="0" r="23495" b="27940"/>
+                <wp:wrapNone/>
+                <wp:docPr id="18" name="Rectángulo redondeado 18"/>
+                <wp:cNvGraphicFramePr/>
+                <a:graphic xmlns:a="http://schemas.openxmlformats.org/drawingml/2006/main">
+                  <a:graphicData uri="http://schemas.microsoft.com/office/word/2010/wordprocessingShape">
+                    <wps:wsp>
+                      <wps:cNvSpPr/>
+                      <wps:spPr>
+                        <a:xfrm>
+                          <a:off x="0" y="0"/>
+                          <a:ext cx="1405467" cy="524933"/>
+                        </a:xfrm>
+                        <a:prstGeom prst="roundRect">
+                          <a:avLst/>
+                        </a:prstGeom>
+                      </wps:spPr>
+                      <wps:style>
+                        <a:lnRef idx="2">
+                          <a:schemeClr val="accent1">
+                            <a:shade val="50000"/>
+                          </a:schemeClr>
+                        </a:lnRef>
+                        <a:fillRef idx="1">
+                          <a:schemeClr val="accent1"/>
+                        </a:fillRef>
+                        <a:effectRef idx="0">
+                          <a:schemeClr val="accent1"/>
+                        </a:effectRef>
+                        <a:fontRef idx="minor">
+                          <a:schemeClr val="lt1"/>
+                        </a:fontRef>
+                      </wps:style>
+                      <wps:txbx>
+                        <w:txbxContent>
+                          <w:p>
+                            <w:pPr>
+                              <w:jc w:val="center"/>
+                              <w:rPr>
+                                <w:lang w:val="es-BO"/>
+                              </w:rPr>
+                            </w:pPr>
+                            <w:r>
+                              <w:rPr>
+                                <w:lang w:val="es-BO"/>
+                              </w:rPr>
+                              <w:t>LABORATORIOS</w:t>
+                            </w:r>
+                          </w:p>
+                        </w:txbxContent>
+                      </wps:txbx>
+                      <wps:bodyPr rot="0" spcFirstLastPara="0" vertOverflow="overflow" horzOverflow="overflow" vert="horz" wrap="square" lIns="91440" tIns="45720" rIns="91440" bIns="45720" numCol="1" spcCol="0" rtlCol="0" fromWordArt="0" anchor="ctr" anchorCtr="0" forceAA="0" compatLnSpc="1">
+                        <a:prstTxWarp prst="textNoShape">
+                          <a:avLst/>
+                        </a:prstTxWarp>
+                        <a:noAutofit/>
+                      </wps:bodyPr>
+                    </wps:wsp>
+                  </a:graphicData>
+                </a:graphic>
+                <wp14:sizeRelH relativeFrom="margin">
+                  <wp14:pctWidth>0</wp14:pctWidth>
+                </wp14:sizeRelH>
+                <wp14:sizeRelV relativeFrom="margin">
+                  <wp14:pctHeight>0</wp14:pctHeight>
+                </wp14:sizeRelV>
+              </wp:anchor>
+            </w:drawing>
+          </mc:Choice>
+          <mc:Fallback>
+            <w:pict>
+              <v:roundrect w14:anchorId="39B04D9D" id="Rectángulo redondeado 18" o:spid="_x0000_s1030" style="position:absolute;margin-left:483.15pt;margin-top:414.3pt;width:110.65pt;height:41.35pt;z-index:251681792;visibility:visible;mso-wrap-style:square;mso-width-percent:0;mso-height-percent:0;mso-wrap-distance-left:9pt;mso-wrap-distance-top:0;mso-wrap-distance-right:9pt;mso-wrap-distance-bottom:0;mso-position-horizontal:absolute;mso-position-horizontal-relative:text;mso-position-vertical:absolute;mso-position-vertical-relative:text;mso-width-percent:0;mso-height-percent:0;mso-width-relative:margin;mso-height-relative:margin;v-text-anchor:middle" arcsize="10923f" o:gfxdata="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" fillcolor="#5b9bd5 [3204]" strokecolor="#1f4d78 [1604]" strokeweight="1pt">
+                <v:stroke joinstyle="miter"/>
+                <v:textbox>
+                  <w:txbxContent>
+                    <w:p>
+                      <w:pPr>
+                        <w:jc w:val="center"/>
+                        <w:rPr>
+                          <w:lang w:val="es-BO"/>
+                        </w:rPr>
+                      </w:pPr>
+                      <w:r>
+                        <w:rPr>
+                          <w:lang w:val="es-BO"/>
+                        </w:rPr>
+                        <w:t>LABORATORIOS</w:t>
+                      </w:r>
+                    </w:p>
+                  </w:txbxContent>
+                </v:textbox>
+              </v:roundrect>
+            </w:pict>
+          </mc:Fallback>
+        </mc:AlternateContent>
+      </w:r>
+      <w:r>
+        <w:rPr>
+          <w:noProof/>
+        </w:rPr>
+        <mc:AlternateContent>
+          <mc:Choice Requires="wps">
+            <w:drawing>
+              <wp:anchor distT="0" distB="0" distL="114300" distR="114300" simplePos="0" relativeHeight="251677696" behindDoc="0" locked="0" layoutInCell="1" allowOverlap="1" wp14:anchorId="3AAE8B47" wp14:editId="55220878">
+                <wp:simplePos x="0" y="0"/>
+                <wp:positionH relativeFrom="column">
+                  <wp:posOffset>4620260</wp:posOffset>
+                </wp:positionH>
+                <wp:positionV relativeFrom="paragraph">
+                  <wp:posOffset>4278842</wp:posOffset>
+                </wp:positionV>
+                <wp:extent cx="1286933" cy="465667"/>
+                <wp:effectExtent l="0" t="0" r="0" b="0"/>
+                <wp:wrapNone/>
+                <wp:docPr id="16" name="Cuadro de texto 16"/>
+                <wp:cNvGraphicFramePr/>
+                <a:graphic xmlns:a="http://schemas.openxmlformats.org/drawingml/2006/main">
+                  <a:graphicData uri="http://schemas.microsoft.com/office/word/2010/wordprocessingShape">
+                    <wps:wsp>
+                      <wps:cNvSpPr txBox="1"/>
+                      <wps:spPr>
+                        <a:xfrm>
+                          <a:off x="0" y="0"/>
+                          <a:ext cx="1286933" cy="465667"/>
+                        </a:xfrm>
+                        <a:prstGeom prst="rect">
+                          <a:avLst/>
+                        </a:prstGeom>
+                        <a:noFill/>
+                        <a:ln w="6350">
+                          <a:noFill/>
+                        </a:ln>
+                      </wps:spPr>
+                      <wps:txbx>
+                        <w:txbxContent>
+                          <w:p>
+                            <w:pPr>
+                              <w:rPr>
+                                <w:lang w:val="es-BO"/>
+                              </w:rPr>
+                            </w:pPr>
+                            <w:r>
+                              <w:rPr>
+                                <w:lang w:val="es-BO"/>
+                              </w:rPr>
+                              <w:t>JEFE DE LABORATORIOS</w:t>
+                            </w:r>
+                          </w:p>
+                        </w:txbxContent>
+                      </wps:txbx>
+                      <wps:bodyPr rot="0" spcFirstLastPara="0" vertOverflow="overflow" horzOverflow="overflow" vert="horz" wrap="square" lIns="91440" tIns="45720" rIns="91440" bIns="45720" numCol="1" spcCol="0" rtlCol="0" fromWordArt="0" anchor="t" anchorCtr="0" forceAA="0" compatLnSpc="1">
+                        <a:prstTxWarp prst="textNoShape">
+                          <a:avLst/>
+                        </a:prstTxWarp>
+                        <a:noAutofit/>
+                      </wps:bodyPr>
+                    </wps:wsp>
+                  </a:graphicData>
+                </a:graphic>
+                <wp14:sizeRelH relativeFrom="margin">
+                  <wp14:pctWidth>0</wp14:pctWidth>
+                </wp14:sizeRelH>
+                <wp14:sizeRelV relativeFrom="margin">
+                  <wp14:pctHeight>0</wp14:pctHeight>
+                </wp14:sizeRelV>
+              </wp:anchor>
+            </w:drawing>
+          </mc:Choice>
+          <mc:Fallback>
+            <w:pict>
+              <v:shapetype w14:anchorId="3AAE8B47" id="_x0000_t202" coordsize="21600,21600" o:spt="202" path="m,l,21600r21600,l21600,xe">
+                <v:stroke joinstyle="miter"/>
+                <v:path gradientshapeok="t" o:connecttype="rect"/>
+              </v:shapetype>
+              <v:shape id="Cuadro de texto 16" o:spid="_x0000_s1031" type="#_x0000_t202" style="position:absolute;margin-left:363.8pt;margin-top:336.9pt;width:101.35pt;height:36.65pt;z-index:251677696;visibility:visible;mso-wrap-style:square;mso-width-percent:0;mso-height-percent:0;mso-wrap-distance-left:9pt;mso-wrap-distance-top:0;mso-wrap-distance-right:9pt;mso-wrap-distance-bottom:0;mso-position-horizontal:absolute;mso-position-horizontal-relative:text;mso-position-vertical:absolute;mso-position-vertical-relative:text;mso-width-percent:0;mso-height-percent:0;mso-width-relative:margin;mso-height-relative:margin;v-text-anchor:top" o:gfxdata="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" filled="f" stroked="f" strokeweight=".5pt">
+                <v:textbox>
+                  <w:txbxContent>
+                    <w:p>
+                      <w:pPr>
+                        <w:rPr>
+                          <w:lang w:val="es-BO"/>
+                        </w:rPr>
+                      </w:pPr>
+                      <w:r>
+                        <w:rPr>
+                          <w:lang w:val="es-BO"/>
+                        </w:rPr>
+                        <w:t>JEFE DE LABORATORIOS</w:t>
+                      </w:r>
+                    </w:p>
+                  </w:txbxContent>
+                </v:textbox>
+              </v:shape>
+            </w:pict>
+          </mc:Fallback>
+        </mc:AlternateContent>
+      </w:r>
+      <w:r>
+        <w:rPr>
+          <w:noProof/>
+        </w:rPr>
+        <mc:AlternateContent>
+          <mc:Choice Requires="wps">
+            <w:drawing>
+              <wp:anchor distT="0" distB="0" distL="114300" distR="114300" simplePos="0" relativeHeight="251676672" behindDoc="1" locked="0" layoutInCell="1" allowOverlap="1" wp14:anchorId="15ABD018" wp14:editId="7B5ADCCA">
+                <wp:simplePos x="0" y="0"/>
+                <wp:positionH relativeFrom="column">
+                  <wp:posOffset>4358005</wp:posOffset>
+                </wp:positionH>
+                <wp:positionV relativeFrom="paragraph">
+                  <wp:posOffset>4236720</wp:posOffset>
+                </wp:positionV>
+                <wp:extent cx="1405255" cy="524510"/>
+                <wp:effectExtent l="0" t="0" r="23495" b="27940"/>
+                <wp:wrapTight wrapText="bothSides">
+                  <wp:wrapPolygon edited="0">
+                    <wp:start x="0" y="0"/>
+                    <wp:lineTo x="0" y="21966"/>
+                    <wp:lineTo x="21668" y="21966"/>
+                    <wp:lineTo x="21668" y="0"/>
+                    <wp:lineTo x="0" y="0"/>
+                  </wp:wrapPolygon>
+                </wp:wrapTight>
+                <wp:docPr id="15" name="Rectángulo redondeado 15"/>
+                <wp:cNvGraphicFramePr/>
+                <a:graphic xmlns:a="http://schemas.openxmlformats.org/drawingml/2006/main">
+                  <a:graphicData uri="http://schemas.microsoft.com/office/word/2010/wordprocessingShape">
+                    <wps:wsp>
+                      <wps:cNvSpPr/>
+                      <wps:spPr>
+                        <a:xfrm>
+                          <a:off x="0" y="0"/>
+                          <a:ext cx="1405255" cy="524510"/>
+                        </a:xfrm>
+                        <a:prstGeom prst="roundRect">
+                          <a:avLst/>
+                        </a:prstGeom>
+                      </wps:spPr>
+                      <wps:style>
+                        <a:lnRef idx="2">
+                          <a:schemeClr val="accent1">
+                            <a:shade val="50000"/>
+                          </a:schemeClr>
+                        </a:lnRef>
+                        <a:fillRef idx="1">
+                          <a:schemeClr val="accent1"/>
+                        </a:fillRef>
+                        <a:effectRef idx="0">
+                          <a:schemeClr val="accent1"/>
+                        </a:effectRef>
+                        <a:fontRef idx="minor">
+                          <a:schemeClr val="lt1"/>
+                        </a:fontRef>
+                      </wps:style>
+                      <wps:bodyPr rot="0" spcFirstLastPara="0" vertOverflow="overflow" horzOverflow="overflow" vert="horz" wrap="square" lIns="91440" tIns="45720" rIns="91440" bIns="45720" numCol="1" spcCol="0" rtlCol="0" fromWordArt="0" anchor="ctr" anchorCtr="0" forceAA="0" compatLnSpc="1">
+                        <a:prstTxWarp prst="textNoShape">
+                          <a:avLst/>
+                        </a:prstTxWarp>
+                        <a:noAutofit/>
+                      </wps:bodyPr>
+                    </wps:wsp>
+                  </a:graphicData>
+                </a:graphic>
+                <wp14:sizeRelH relativeFrom="margin">
+                  <wp14:pctWidth>0</wp14:pctWidth>
+                </wp14:sizeRelH>
+                <wp14:sizeRelV relativeFrom="margin">
+                  <wp14:pctHeight>0</wp14:pctHeight>
+                </wp14:sizeRelV>
+              </wp:anchor>
+            </w:drawing>
+          </mc:Choice>
+          <mc:Fallback>
+            <w:pict>
+              <v:roundrect w14:anchorId="10E8D482" id="Rectángulo redondeado 15" o:spid="_x0000_s1026" style="position:absolute;margin-left:343.15pt;margin-top:333.6pt;width:110.65pt;height:41.3pt;z-index:-251639808;visibility:visible;mso-wrap-style:square;mso-width-percent:0;mso-height-percent:0;mso-wrap-distance-left:9pt;mso-wrap-distance-top:0;mso-wrap-distance-right:9pt;mso-wrap-distance-bottom:0;mso-position-horizontal:absolute;mso-position-horizontal-relative:text;mso-position-vertical:absolute;mso-position-vertical-relative:text;mso-width-percent:0;mso-height-percent:0;mso-width-relative:margin;mso-height-relative:margin;v-text-anchor:middle" arcsize="10923f" o:gfxdata="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" fillcolor="#5b9bd5 [3204]" strokecolor="#1f4d78 [1604]" strokeweight="1pt">
+                <v:stroke joinstyle="miter"/>
+                <w10:wrap type="tight"/>
+              </v:roundrect>
+            </w:pict>
+          </mc:Fallback>
+        </mc:AlternateContent>
+      </w:r>
+      <w:r>
+        <w:rPr>
+          <w:noProof/>
+        </w:rPr>
+        <mc:AlternateContent>
+          <mc:Choice Requires="wps">
+            <w:drawing>
+              <wp:anchor distT="0" distB="0" distL="114300" distR="114300" simplePos="0" relativeHeight="251674624" behindDoc="0" locked="0" layoutInCell="1" allowOverlap="1" wp14:anchorId="67D53ACD" wp14:editId="7A3DA967">
+                <wp:simplePos x="0" y="0"/>
+                <wp:positionH relativeFrom="column">
+                  <wp:posOffset>2639272</wp:posOffset>
+                </wp:positionH>
+                <wp:positionV relativeFrom="paragraph">
+                  <wp:posOffset>4211531</wp:posOffset>
+                </wp:positionV>
+                <wp:extent cx="1651000" cy="626533"/>
+                <wp:effectExtent l="0" t="0" r="25400" b="21590"/>
+                <wp:wrapNone/>
+                <wp:docPr id="14" name="Rectángulo redondeado 14"/>
+                <wp:cNvGraphicFramePr/>
+                <a:graphic xmlns:a="http://schemas.openxmlformats.org/drawingml/2006/main">
+                  <a:graphicData uri="http://schemas.microsoft.com/office/word/2010/wordprocessingShape">
+                    <wps:wsp>
+                      <wps:cNvSpPr/>
+                      <wps:spPr>
+                        <a:xfrm>
+                          <a:off x="0" y="0"/>
+                          <a:ext cx="1651000" cy="626533"/>
+                        </a:xfrm>
+                        <a:prstGeom prst="roundRect">
+                          <a:avLst/>
+                        </a:prstGeom>
+                      </wps:spPr>
+                      <wps:style>
+                        <a:lnRef idx="2">
+                          <a:schemeClr val="accent1">
+                            <a:shade val="50000"/>
+                          </a:schemeClr>
+                        </a:lnRef>
+                        <a:fillRef idx="1">
+                          <a:schemeClr val="accent1"/>
+                        </a:fillRef>
+                        <a:effectRef idx="0">
+                          <a:schemeClr val="accent1"/>
+                        </a:effectRef>
+                        <a:fontRef idx="minor">
+                          <a:schemeClr val="lt1"/>
+                        </a:fontRef>
+                      </wps:style>
+                      <wps:txbx>
+                        <w:txbxContent>
+                          <w:p>
+                            <w:pPr>
+                              <w:jc w:val="center"/>
+                              <w:rPr>
+                                <w:lang w:val="es-BO"/>
+                              </w:rPr>
+                            </w:pPr>
+                            <w:r>
+                              <w:rPr>
+                                <w:lang w:val="es-BO"/>
+                              </w:rPr>
+                              <w:t>SECRETARIA DE</w:t>
+                            </w:r>
+                          </w:p>
+                          <w:p>
+                            <w:pPr>
+                              <w:jc w:val="center"/>
+                              <w:rPr>
+                                <w:lang w:val="es-BO"/>
+                              </w:rPr>
+                            </w:pPr>
+                            <w:r>
+                              <w:rPr>
+                                <w:lang w:val="es-BO"/>
+                              </w:rPr>
+                              <w:t>DIRECCIÓN</w:t>
+                            </w:r>
+                          </w:p>
+                        </w:txbxContent>
+                      </wps:txbx>
+                      <wps:bodyPr rot="0" spcFirstLastPara="0" vertOverflow="overflow" horzOverflow="overflow" vert="horz" wrap="square" lIns="91440" tIns="45720" rIns="91440" bIns="45720" numCol="1" spcCol="0" rtlCol="0" fromWordArt="0" anchor="ctr" anchorCtr="0" forceAA="0" compatLnSpc="1">
+                        <a:prstTxWarp prst="textNoShape">
+                          <a:avLst/>
+                        </a:prstTxWarp>
+                        <a:noAutofit/>
+                      </wps:bodyPr>
+                    </wps:wsp>
+                  </a:graphicData>
+                </a:graphic>
+                <wp14:sizeRelH relativeFrom="margin">
+                  <wp14:pctWidth>0</wp14:pctWidth>
+                </wp14:sizeRelH>
+                <wp14:sizeRelV relativeFrom="margin">
+                  <wp14:pctHeight>0</wp14:pctHeight>
+                </wp14:sizeRelV>
+              </wp:anchor>
+            </w:drawing>
+          </mc:Choice>
+          <mc:Fallback>
+            <w:pict>
+              <v:roundrect w14:anchorId="67D53ACD" id="Rectángulo redondeado 14" o:spid="_x0000_s1032" style="position:absolute;margin-left:207.8pt;margin-top:331.6pt;width:130pt;height:49.35pt;z-index:251674624;visibility:visible;mso-wrap-style:square;mso-width-percent:0;mso-height-percent:0;mso-wrap-distance-left:9pt;mso-wrap-distance-top:0;mso-wrap-distance-right:9pt;mso-wrap-distance-bottom:0;mso-position-horizontal:absolute;mso-position-horizontal-relative:text;mso-position-vertical:absolute;mso-position-vertical-relative:text;mso-width-percent:0;mso-height-percent:0;mso-width-relative:margin;mso-height-relative:margin;v-text-anchor:middle" arcsize="10923f" o:gfxdata="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" fillcolor="#5b9bd5 [3204]" strokecolor="#1f4d78 [1604]" strokeweight="1pt">
+                <v:stroke joinstyle="miter"/>
+                <v:textbox>
+                  <w:txbxContent>
+                    <w:p>
+                      <w:pPr>
+                        <w:jc w:val="center"/>
+                        <w:rPr>
+                          <w:lang w:val="es-BO"/>
+                        </w:rPr>
+                      </w:pPr>
+                      <w:r>
+                        <w:rPr>
+                          <w:lang w:val="es-BO"/>
+                        </w:rPr>
+                        <w:t>SECRETARIA DE</w:t>
+                      </w:r>
+                    </w:p>
+                    <w:p>
+                      <w:pPr>
+                        <w:jc w:val="center"/>
+                        <w:rPr>
+                          <w:lang w:val="es-BO"/>
+                        </w:rPr>
+                      </w:pPr>
+                      <w:r>
+                        <w:rPr>
+                          <w:lang w:val="es-BO"/>
+                        </w:rPr>
+                        <w:t>DIRECCIÓN</w:t>
+                      </w:r>
+                    </w:p>
+                  </w:txbxContent>
+                </v:textbox>
+              </v:roundrect>
+            </w:pict>
+          </mc:Fallback>
+        </mc:AlternateContent>
+      </w:r>
+      <w:r>
+        <w:rPr>
+          <w:noProof/>
+        </w:rPr>
+        <mc:AlternateContent>
+          <mc:Choice Requires="wps">
+            <w:drawing>
+              <wp:anchor distT="0" distB="0" distL="114300" distR="114300" simplePos="0" relativeHeight="251672576" behindDoc="0" locked="0" layoutInCell="1" allowOverlap="1" wp14:anchorId="2A98D9F1" wp14:editId="44EDC067">
+                <wp:simplePos x="0" y="0"/>
+                <wp:positionH relativeFrom="column">
+                  <wp:posOffset>7405793</wp:posOffset>
+                </wp:positionH>
+                <wp:positionV relativeFrom="paragraph">
+                  <wp:posOffset>4482253</wp:posOffset>
+                </wp:positionV>
+                <wp:extent cx="2607733" cy="829733"/>
+                <wp:effectExtent l="0" t="0" r="21590" b="27940"/>
+                <wp:wrapNone/>
+                <wp:docPr id="11" name="Rectángulo redondeado 11"/>
+                <wp:cNvGraphicFramePr/>
+                <a:graphic xmlns:a="http://schemas.openxmlformats.org/drawingml/2006/main">
+                  <a:graphicData uri="http://schemas.microsoft.com/office/word/2010/wordprocessingShape">
+                    <wps:wsp>
+                      <wps:cNvSpPr/>
+                      <wps:spPr>
+                        <a:xfrm>
+                          <a:off x="0" y="0"/>
+                          <a:ext cx="2607733" cy="829733"/>
+                        </a:xfrm>
+                        <a:prstGeom prst="roundRect">
+                          <a:avLst/>
+                        </a:prstGeom>
+                      </wps:spPr>
+                      <wps:style>
+                        <a:lnRef idx="2">
+                          <a:schemeClr val="accent1">
+                            <a:shade val="50000"/>
+                          </a:schemeClr>
+                        </a:lnRef>
+                        <a:fillRef idx="1">
+                          <a:schemeClr val="accent1"/>
+                        </a:fillRef>
+                        <a:effectRef idx="0">
+                          <a:schemeClr val="accent1"/>
+                        </a:effectRef>
+                        <a:fontRef idx="minor">
+                          <a:schemeClr val="lt1"/>
+                        </a:fontRef>
+                      </wps:style>
+                      <wps:txbx>
+                        <w:txbxContent>
+                          <w:p>
+                            <w:pPr>
+                              <w:jc w:val="center"/>
+                              <w:rPr>
+                                <w:lang w:val="es-BO"/>
+                              </w:rPr>
+                            </w:pPr>
+                            <w:r>
+                              <w:rPr>
+                                <w:lang w:val="es-BO"/>
+                              </w:rPr>
+                              <w:t>ESTAMENTO ESTUDINTIL</w:t>
+                            </w:r>
+                          </w:p>
+                          <w:p>
+                            <w:pPr>
+                              <w:jc w:val="center"/>
+                              <w:rPr>
+                                <w:lang w:val="es-BO"/>
+                              </w:rPr>
+                            </w:pPr>
+                            <w:r>
+                              <w:rPr>
+                                <w:lang w:val="es-BO"/>
+                              </w:rPr>
+                              <w:t>(ESTUDIANTES)</w:t>
+                            </w:r>
+                          </w:p>
+                        </w:txbxContent>
+                      </wps:txbx>
+                      <wps:bodyPr rot="0" spcFirstLastPara="0" vertOverflow="overflow" horzOverflow="overflow" vert="horz" wrap="square" lIns="91440" tIns="45720" rIns="91440" bIns="45720" numCol="1" spcCol="0" rtlCol="0" fromWordArt="0" anchor="ctr" anchorCtr="0" forceAA="0" compatLnSpc="1">
+                        <a:prstTxWarp prst="textNoShape">
+                          <a:avLst/>
+                        </a:prstTxWarp>
+                        <a:noAutofit/>
+                      </wps:bodyPr>
+                    </wps:wsp>
+                  </a:graphicData>
+                </a:graphic>
+              </wp:anchor>
+            </w:drawing>
+          </mc:Choice>
+          <mc:Fallback>
+            <w:pict>
+              <v:roundrect w14:anchorId="2A98D9F1" id="Rectángulo redondeado 11" o:spid="_x0000_s1033" style="position:absolute;margin-left:583.15pt;margin-top:352.95pt;width:205.35pt;height:65.35pt;z-index:251672576;visibility:visible;mso-wrap-style:square;mso-wrap-distance-left:9pt;mso-wrap-distance-top:0;mso-wrap-distance-right:9pt;mso-wrap-distance-bottom:0;mso-position-horizontal:absolute;mso-position-horizontal-relative:text;mso-position-vertical:absolute;mso-position-vertical-relative:text;v-text-anchor:middle" arcsize="10923f" o:gfxdata="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" fillcolor="#5b9bd5 [3204]" strokecolor="#1f4d78 [1604]" strokeweight="1pt">
+                <v:stroke joinstyle="miter"/>
+                <v:textbox>
+                  <w:txbxContent>
+                    <w:p>
+                      <w:pPr>
+                        <w:jc w:val="center"/>
+                        <w:rPr>
+                          <w:lang w:val="es-BO"/>
+                        </w:rPr>
+                      </w:pPr>
+                      <w:r>
+                        <w:rPr>
+                          <w:lang w:val="es-BO"/>
+                        </w:rPr>
+                        <w:t>ESTAMENTO ESTUDINTIL</w:t>
+                      </w:r>
+                    </w:p>
+                    <w:p>
+                      <w:pPr>
+                        <w:jc w:val="center"/>
+                        <w:rPr>
+                          <w:lang w:val="es-BO"/>
+                        </w:rPr>
+                      </w:pPr>
+                      <w:r>
+                        <w:rPr>
+                          <w:lang w:val="es-BO"/>
+                        </w:rPr>
+                        <w:t>(ESTUDIANTES)</w:t>
+                      </w:r>
+                    </w:p>
+                  </w:txbxContent>
+                </v:textbox>
+              </v:roundrect>
+            </w:pict>
+          </mc:Fallback>
+        </mc:AlternateContent>
+      </w:r>
+      <w:r>
+        <w:rPr>
+          <w:noProof/>
+        </w:rPr>
+        <mc:AlternateContent>
+          <mc:Choice Requires="wps">
+            <w:drawing>
+              <wp:anchor distT="0" distB="0" distL="114300" distR="114300" simplePos="0" relativeHeight="251670528" behindDoc="0" locked="0" layoutInCell="1" allowOverlap="1" wp14:anchorId="6FFAFEB1" wp14:editId="0B09ACE3">
+                <wp:simplePos x="0" y="0"/>
+                <wp:positionH relativeFrom="column">
+                  <wp:posOffset>6897582</wp:posOffset>
+                </wp:positionH>
+                <wp:positionV relativeFrom="paragraph">
+                  <wp:posOffset>2941320</wp:posOffset>
+                </wp:positionV>
+                <wp:extent cx="3284644" cy="1032933"/>
+                <wp:effectExtent l="0" t="0" r="11430" b="15240"/>
+                <wp:wrapNone/>
+                <wp:docPr id="9" name="Rectángulo redondeado 9"/>
+                <wp:cNvGraphicFramePr/>
+                <a:graphic xmlns:a="http://schemas.openxmlformats.org/drawingml/2006/main">
+                  <a:graphicData uri="http://schemas.microsoft.com/office/word/2010/wordprocessingShape">
+                    <wps:wsp>
+                      <wps:cNvSpPr/>
+                      <wps:spPr>
+                        <a:xfrm>
+                          <a:off x="0" y="0"/>
+                          <a:ext cx="3284644" cy="1032933"/>
+                        </a:xfrm>
+                        <a:prstGeom prst="roundRect">
+                          <a:avLst/>
+                        </a:prstGeom>
+                      </wps:spPr>
+                      <wps:style>
+                        <a:lnRef idx="2">
+                          <a:schemeClr val="accent1">
+                            <a:shade val="50000"/>
+                          </a:schemeClr>
+                        </a:lnRef>
+                        <a:fillRef idx="1">
+                          <a:schemeClr val="accent1"/>
+                        </a:fillRef>
+                        <a:effectRef idx="0">
+                          <a:schemeClr val="accent1"/>
+                        </a:effectRef>
+                        <a:fontRef idx="minor">
+                          <a:schemeClr val="lt1"/>
+                        </a:fontRef>
+                      </wps:style>
+                      <wps:txbx>
+                        <w:txbxContent>
+                          <w:p>
+                            <w:pPr>
+                              <w:jc w:val="center"/>
+                              <w:rPr>
+                                <w:lang w:val="es-BO"/>
+                              </w:rPr>
+                            </w:pPr>
+                            <w:r>
+                              <w:rPr>
+                                <w:lang w:val="es-BO"/>
+                              </w:rPr>
+                              <w:t>REPRESTNACIÓN DEL</w:t>
+                            </w:r>
+                          </w:p>
+                          <w:p>
+                            <w:pPr>
+                              <w:jc w:val="center"/>
+                              <w:rPr>
+                                <w:lang w:val="es-BO"/>
+                              </w:rPr>
+                            </w:pPr>
+                            <w:r>
+                              <w:rPr>
+                                <w:lang w:val="es-BO"/>
+                              </w:rPr>
+                              <w:t>ESTAMENTO ESTUDIANTIL</w:t>
+                            </w:r>
+                          </w:p>
+                        </w:txbxContent>
+                      </wps:txbx>
+                      <wps:bodyPr rot="0" spcFirstLastPara="0" vertOverflow="overflow" horzOverflow="overflow" vert="horz" wrap="square" lIns="91440" tIns="45720" rIns="91440" bIns="45720" numCol="1" spcCol="0" rtlCol="0" fromWordArt="0" anchor="ctr" anchorCtr="0" forceAA="0" compatLnSpc="1">
+                        <a:prstTxWarp prst="textNoShape">
+                          <a:avLst/>
+                        </a:prstTxWarp>
+                        <a:noAutofit/>
+                      </wps:bodyPr>
+                    </wps:wsp>
+                  </a:graphicData>
+                </a:graphic>
+                <wp14:sizeRelH relativeFrom="margin">
+                  <wp14:pctWidth>0</wp14:pctWidth>
+                </wp14:sizeRelH>
+                <wp14:sizeRelV relativeFrom="margin">
+                  <wp14:pctHeight>0</wp14:pctHeight>
+                </wp14:sizeRelV>
+              </wp:anchor>
+            </w:drawing>
+          </mc:Choice>
+          <mc:Fallback>
+            <w:pict>
+              <v:roundrect w14:anchorId="6FFAFEB1" id="Rectángulo redondeado 9" o:spid="_x0000_s1034" style="position:absolute;margin-left:543.1pt;margin-top:231.6pt;width:258.65pt;height:81.35pt;z-index:251670528;visibility:visible;mso-wrap-style:square;mso-width-percent:0;mso-height-percent:0;mso-wrap-distance-left:9pt;mso-wrap-distance-top:0;mso-wrap-distance-right:9pt;mso-wrap-distance-bottom:0;mso-position-horizontal:absolute;mso-position-horizontal-relative:text;mso-position-vertical:absolute;mso-position-vertical-relative:text;mso-width-percent:0;mso-height-percent:0;mso-width-relative:margin;mso-height-relative:margin;v-text-anchor:middle" arcsize="10923f" o:gfxdata="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" fillcolor="#5b9bd5 [3204]" strokecolor="#1f4d78 [1604]" strokeweight="1pt">
+                <v:stroke joinstyle="miter"/>
+                <v:textbox>
+                  <w:txbxContent>
+                    <w:p>
+                      <w:pPr>
+                        <w:jc w:val="center"/>
+                        <w:rPr>
+                          <w:lang w:val="es-BO"/>
+                        </w:rPr>
+                      </w:pPr>
+                      <w:r>
+                        <w:rPr>
+                          <w:lang w:val="es-BO"/>
+                        </w:rPr>
+                        <w:t>REPRESTNACIÓN DEL</w:t>
+                      </w:r>
+                    </w:p>
+                    <w:p>
+                      <w:pPr>
+                        <w:jc w:val="center"/>
+                        <w:rPr>
+                          <w:lang w:val="es-BO"/>
+                        </w:rPr>
+                      </w:pPr>
+                      <w:r>
+                        <w:rPr>
+                          <w:lang w:val="es-BO"/>
+                        </w:rPr>
+                        <w:t>ESTAMENTO ESTUDIANTIL</w:t>
+                      </w:r>
+                    </w:p>
+                  </w:txbxContent>
+                </v:textbox>
+              </v:roundrect>
+            </w:pict>
+          </mc:Fallback>
+        </mc:AlternateContent>
+      </w:r>
+      <w:r>
+        <w:rPr>
+          <w:noProof/>
+        </w:rPr>
+        <mc:AlternateContent>
+          <mc:Choice Requires="wps">
+            <w:drawing>
+              <wp:anchor distT="0" distB="0" distL="114300" distR="114300" simplePos="0" relativeHeight="251668480" behindDoc="0" locked="0" layoutInCell="1" allowOverlap="1" wp14:anchorId="0D3A3930" wp14:editId="0DB0AD2C">
+                <wp:simplePos x="0" y="0"/>
+                <wp:positionH relativeFrom="column">
+                  <wp:posOffset>-417195</wp:posOffset>
+                </wp:positionH>
+                <wp:positionV relativeFrom="paragraph">
+                  <wp:posOffset>4516332</wp:posOffset>
+                </wp:positionV>
+                <wp:extent cx="2607733" cy="829733"/>
+                <wp:effectExtent l="0" t="0" r="21590" b="27940"/>
+                <wp:wrapNone/>
+                <wp:docPr id="8" name="Rectángulo redondeado 8"/>
+                <wp:cNvGraphicFramePr/>
+                <a:graphic xmlns:a="http://schemas.openxmlformats.org/drawingml/2006/main">
+                  <a:graphicData uri="http://schemas.microsoft.com/office/word/2010/wordprocessingShape">
+                    <wps:wsp>
+                      <wps:cNvSpPr/>
+                      <wps:spPr>
+                        <a:xfrm>
+                          <a:off x="0" y="0"/>
+                          <a:ext cx="2607733" cy="829733"/>
+                        </a:xfrm>
+                        <a:prstGeom prst="roundRect">
+                          <a:avLst/>
+                        </a:prstGeom>
+                      </wps:spPr>
+                      <wps:style>
+                        <a:lnRef idx="2">
+                          <a:schemeClr val="accent1">
+                            <a:shade val="50000"/>
+                          </a:schemeClr>
+                        </a:lnRef>
+                        <a:fillRef idx="1">
+                          <a:schemeClr val="accent1"/>
+                        </a:fillRef>
+                        <a:effectRef idx="0">
+                          <a:schemeClr val="accent1"/>
+                        </a:effectRef>
+                        <a:fontRef idx="minor">
+                          <a:schemeClr val="lt1"/>
+                        </a:fontRef>
+                      </wps:style>
+                      <wps:txbx>
+                        <w:txbxContent>
+                          <w:p>
+                            <w:pPr>
+                              <w:jc w:val="center"/>
+                              <w:rPr>
+                                <w:lang w:val="es-BO"/>
+                              </w:rPr>
+                            </w:pPr>
+                            <w:r>
+                              <w:rPr>
+                                <w:lang w:val="es-BO"/>
+                              </w:rPr>
+                              <w:t xml:space="preserve">PLANTEL DOCENTE </w:t>
+                            </w:r>
+                          </w:p>
+                          <w:p>
+                            <w:pPr>
+                              <w:jc w:val="center"/>
+                              <w:rPr>
+                                <w:lang w:val="es-BO"/>
+                              </w:rPr>
+                            </w:pPr>
+                            <w:r>
+                              <w:rPr>
+                                <w:lang w:val="es-BO"/>
+                              </w:rPr>
+                              <w:t>(DOCENTES)</w:t>
+                            </w:r>
+                          </w:p>
+                        </w:txbxContent>
+                      </wps:txbx>
+                      <wps:bodyPr rot="0" spcFirstLastPara="0" vertOverflow="overflow" horzOverflow="overflow" vert="horz" wrap="square" lIns="91440" tIns="45720" rIns="91440" bIns="45720" numCol="1" spcCol="0" rtlCol="0" fromWordArt="0" anchor="ctr" anchorCtr="0" forceAA="0" compatLnSpc="1">
+                        <a:prstTxWarp prst="textNoShape">
+                          <a:avLst/>
+                        </a:prstTxWarp>
+                        <a:noAutofit/>
+                      </wps:bodyPr>
+                    </wps:wsp>
+                  </a:graphicData>
+                </a:graphic>
+              </wp:anchor>
+            </w:drawing>
+          </mc:Choice>
+          <mc:Fallback>
+            <w:pict>
+              <v:roundrect w14:anchorId="0D3A3930" id="Rectángulo redondeado 8" o:spid="_x0000_s1035" style="position:absolute;margin-left:-32.85pt;margin-top:355.6pt;width:205.35pt;height:65.35pt;z-index:251668480;visibility:visible;mso-wrap-style:square;mso-wrap-distance-left:9pt;mso-wrap-distance-top:0;mso-wrap-distance-right:9pt;mso-wrap-distance-bottom:0;mso-position-horizontal:absolute;mso-position-horizontal-relative:text;mso-position-vertical:absolute;mso-position-vertical-relative:text;v-text-anchor:middle" arcsize="10923f" o:gfxdata="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" fillcolor="#5b9bd5 [3204]" strokecolor="#1f4d78 [1604]" strokeweight="1pt">
+                <v:stroke joinstyle="miter"/>
+                <v:textbox>
+                  <w:txbxContent>
+                    <w:p>
+                      <w:pPr>
+                        <w:jc w:val="center"/>
+                        <w:rPr>
+                          <w:lang w:val="es-BO"/>
+                        </w:rPr>
+                      </w:pPr>
+                      <w:r>
+                        <w:rPr>
+                          <w:lang w:val="es-BO"/>
+                        </w:rPr>
+                        <w:t xml:space="preserve">PLANTEL DOCENTE </w:t>
+                      </w:r>
+                    </w:p>
+                    <w:p>
+                      <w:pPr>
+                        <w:jc w:val="center"/>
+                        <w:rPr>
+                          <w:lang w:val="es-BO"/>
+                        </w:rPr>
+                      </w:pPr>
+                      <w:r>
+                        <w:rPr>
+                          <w:lang w:val="es-BO"/>
+                        </w:rPr>
+                        <w:t>(DOCENTES)</w:t>
+                      </w:r>
+                    </w:p>
+                  </w:txbxContent>
+                </v:textbox>
+              </v:roundrect>
+            </w:pict>
+          </mc:Fallback>
+        </mc:AlternateContent>
+      </w:r>
+      <w:r>
+        <w:rPr>
+          <w:noProof/>
+        </w:rPr>
+        <mc:AlternateContent>
+          <mc:Choice Requires="wps">
+            <w:drawing>
+              <wp:anchor distT="0" distB="0" distL="114300" distR="114300" simplePos="0" relativeHeight="251667456" behindDoc="0" locked="0" layoutInCell="1" allowOverlap="1" wp14:anchorId="4DF03671" wp14:editId="13657581">
+                <wp:simplePos x="0" y="0"/>
+                <wp:positionH relativeFrom="column">
+                  <wp:posOffset>-366395</wp:posOffset>
+                </wp:positionH>
+                <wp:positionV relativeFrom="paragraph">
+                  <wp:posOffset>2975398</wp:posOffset>
+                </wp:positionV>
+                <wp:extent cx="3064933" cy="982134"/>
+                <wp:effectExtent l="0" t="0" r="21590" b="27940"/>
+                <wp:wrapNone/>
+                <wp:docPr id="7" name="Rectángulo 7"/>
+                <wp:cNvGraphicFramePr/>
+                <a:graphic xmlns:a="http://schemas.openxmlformats.org/drawingml/2006/main">
+                  <a:graphicData uri="http://schemas.microsoft.com/office/word/2010/wordprocessingShape">
+                    <wps:wsp>
+                      <wps:cNvSpPr/>
+                      <wps:spPr>
+                        <a:xfrm>
+                          <a:off x="0" y="0"/>
+                          <a:ext cx="3064933" cy="982134"/>
+                        </a:xfrm>
+                        <a:prstGeom prst="rect">
+                          <a:avLst/>
+                        </a:prstGeom>
+                      </wps:spPr>
+                      <wps:style>
+                        <a:lnRef idx="2">
+                          <a:schemeClr val="accent1">
+                            <a:shade val="50000"/>
+                          </a:schemeClr>
+                        </a:lnRef>
+                        <a:fillRef idx="1">
+                          <a:schemeClr val="accent1"/>
+                        </a:fillRef>
+                        <a:effectRef idx="0">
+                          <a:schemeClr val="accent1"/>
+                        </a:effectRef>
+                        <a:fontRef idx="minor">
+                          <a:schemeClr val="lt1"/>
+                        </a:fontRef>
+                      </wps:style>
+                      <wps:txbx>
+                        <w:txbxContent>
+                          <w:p>
+                            <w:pPr>
+                              <w:jc w:val="center"/>
+                              <w:rPr>
+                                <w:lang w:val="es-BO"/>
+                              </w:rPr>
+                            </w:pPr>
+                            <w:r>
+                              <w:rPr>
+                                <w:lang w:val="es-BO"/>
+                              </w:rPr>
+                              <w:t>REPRESENTACIÓN DEL PLANTEL DOCENTE</w:t>
+                            </w:r>
+                          </w:p>
+                        </w:txbxContent>
+                      </wps:txbx>
+                      <wps:bodyPr rot="0" spcFirstLastPara="0" vertOverflow="overflow" horzOverflow="overflow" vert="horz" wrap="square" lIns="91440" tIns="45720" rIns="91440" bIns="45720" numCol="1" spcCol="0" rtlCol="0" fromWordArt="0" anchor="ctr" anchorCtr="0" forceAA="0" compatLnSpc="1">
+                        <a:prstTxWarp prst="textNoShape">
+                          <a:avLst/>
+                        </a:prstTxWarp>
+                        <a:noAutofit/>
+                      </wps:bodyPr>
+                    </wps:wsp>
+                  </a:graphicData>
+                </a:graphic>
+              </wp:anchor>
+            </w:drawing>
+          </mc:Choice>
+          <mc:Fallback>
+            <w:pict>
+              <v:rect w14:anchorId="4DF03671" id="Rectángulo 7" o:spid="_x0000_s1036" style="position:absolute;margin-left:-28.85pt;margin-top:234.3pt;width:241.35pt;height:77.35pt;z-index:251667456;visibility:visible;mso-wrap-style:square;mso-wrap-distance-left:9pt;mso-wrap-distance-top:0;mso-wrap-distance-right:9pt;mso-wrap-distance-bottom:0;mso-position-horizontal:absolute;mso-position-horizontal-relative:text;mso-position-vertical:absolute;mso-position-vertical-relative:text;v-text-anchor:middle" o:gfxdata="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" fillcolor="#5b9bd5 [3204]" strokecolor="#1f4d78 [1604]" strokeweight="1pt">
+                <v:textbox>
+                  <w:txbxContent>
+                    <w:p>
+                      <w:pPr>
+                        <w:jc w:val="center"/>
+                        <w:rPr>
+                          <w:lang w:val="es-BO"/>
+                        </w:rPr>
+                      </w:pPr>
+                      <w:r>
+                        <w:rPr>
+                          <w:lang w:val="es-BO"/>
+                        </w:rPr>
+                        <w:t>REPRESENTACIÓN DEL PLANTEL DOCENTE</w:t>
+                      </w:r>
+                    </w:p>
+                  </w:txbxContent>
+                </v:textbox>
+              </v:rect>
+            </w:pict>
+          </mc:Fallback>
+        </mc:AlternateContent>
+      </w:r>
+      <w:r>
+        <w:rPr>
+          <w:noProof/>
+        </w:rPr>
+        <mc:AlternateContent>
+          <mc:Choice Requires="wps">
+            <w:drawing>
+              <wp:anchor distT="0" distB="0" distL="114300" distR="114300" simplePos="0" relativeHeight="251666432" behindDoc="0" locked="0" layoutInCell="1" allowOverlap="1" wp14:anchorId="36599148" wp14:editId="25275292">
+                <wp:simplePos x="0" y="0"/>
+                <wp:positionH relativeFrom="column">
+                  <wp:posOffset>2723938</wp:posOffset>
+                </wp:positionH>
+                <wp:positionV relativeFrom="paragraph">
+                  <wp:posOffset>1739265</wp:posOffset>
+                </wp:positionV>
+                <wp:extent cx="4419600" cy="1109133"/>
+                <wp:effectExtent l="0" t="0" r="19050" b="15240"/>
+                <wp:wrapNone/>
+                <wp:docPr id="4" name="Rectángulo 4"/>
+                <wp:cNvGraphicFramePr/>
+                <a:graphic xmlns:a="http://schemas.openxmlformats.org/drawingml/2006/main">
+                  <a:graphicData uri="http://schemas.microsoft.com/office/word/2010/wordprocessingShape">
+                    <wps:wsp>
+                      <wps:cNvSpPr/>
+                      <wps:spPr>
+                        <a:xfrm>
+                          <a:off x="0" y="0"/>
+                          <a:ext cx="4419600" cy="1109133"/>
+                        </a:xfrm>
+                        <a:prstGeom prst="rect">
+                          <a:avLst/>
+                        </a:prstGeom>
+                      </wps:spPr>
+                      <wps:style>
+                        <a:lnRef idx="2">
+                          <a:schemeClr val="accent1">
+                            <a:shade val="50000"/>
+                          </a:schemeClr>
+                        </a:lnRef>
+                        <a:fillRef idx="1">
+                          <a:schemeClr val="accent1"/>
+                        </a:fillRef>
+                        <a:effectRef idx="0">
+                          <a:schemeClr val="accent1"/>
+                        </a:effectRef>
+                        <a:fontRef idx="minor">
+                          <a:schemeClr val="lt1"/>
+                        </a:fontRef>
+                      </wps:style>
+                      <wps:txbx>
+                        <w:txbxContent>
+                          <w:p>
+                            <w:pPr>
+                              <w:jc w:val="center"/>
+                              <w:rPr>
+                                <w:lang w:val="es-BO"/>
+                              </w:rPr>
+                            </w:pPr>
+                            <w:r>
+                              <w:rPr>
+                                <w:lang w:val="es-BO"/>
+                              </w:rPr>
+                              <w:t xml:space="preserve">2. SEGUNDA INSTANCIA: </w:t>
+                            </w:r>
+                          </w:p>
+                          <w:p>
+                            <w:pPr>
+                              <w:jc w:val="center"/>
+                              <w:rPr>
+                                <w:lang w:val="es-BO"/>
+                              </w:rPr>
+                            </w:pPr>
+                            <w:r>
+                              <w:rPr>
+                                <w:lang w:val="es-BO"/>
+                              </w:rPr>
+                              <w:t>DIRECCIÓN / JEFATURA DE CARRERA</w:t>
+                            </w:r>
+                          </w:p>
+                          <w:p>
+                            <w:pPr>
+                              <w:jc w:val="center"/>
+                              <w:rPr>
+                                <w:lang w:val="es-BO"/>
+                              </w:rPr>
+                            </w:pPr>
+                            <w:r>
+                              <w:rPr>
+                                <w:lang w:val="es-BO"/>
+                              </w:rPr>
+                              <w:t>(DIRIGIDA POR EL DIRECTOR DE CARRERA)</w:t>
+                            </w:r>
+                          </w:p>
+                        </w:txbxContent>
+                      </wps:txbx>
+                      <wps:bodyPr rot="0" spcFirstLastPara="0" vertOverflow="overflow" horzOverflow="overflow" vert="horz" wrap="square" lIns="91440" tIns="45720" rIns="91440" bIns="45720" numCol="1" spcCol="0" rtlCol="0" fromWordArt="0" anchor="ctr" anchorCtr="0" forceAA="0" compatLnSpc="1">
+                        <a:prstTxWarp prst="textNoShape">
+                          <a:avLst/>
+                        </a:prstTxWarp>
+                        <a:noAutofit/>
+                      </wps:bodyPr>
+                    </wps:wsp>
+                  </a:graphicData>
+                </a:graphic>
+              </wp:anchor>
+            </w:drawing>
+          </mc:Choice>
+          <mc:Fallback>
+            <w:pict>
+              <v:rect w14:anchorId="36599148" id="Rectángulo 4" o:spid="_x0000_s1037" style="position:absolute;margin-left:214.5pt;margin-top:136.95pt;width:348pt;height:87.35pt;z-index:251666432;visibility:visible;mso-wrap-style:square;mso-wrap-distance-left:9pt;mso-wrap-distance-top:0;mso-wrap-distance-right:9pt;mso-wrap-distance-bottom:0;mso-position-horizontal:absolute;mso-position-horizontal-relative:text;mso-position-vertical:absolute;mso-position-vertical-relative:text;v-text-anchor:middle" o:gfxdata="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" fillcolor="#5b9bd5 [3204]" strokecolor="#1f4d78 [1604]" strokeweight="1pt">
+                <v:textbox>
+                  <w:txbxContent>
+                    <w:p>
+                      <w:pPr>
+                        <w:jc w:val="center"/>
+                        <w:rPr>
+                          <w:lang w:val="es-BO"/>
+                        </w:rPr>
+                      </w:pPr>
+                      <w:r>
+                        <w:rPr>
+                          <w:lang w:val="es-BO"/>
+                        </w:rPr>
+                        <w:t xml:space="preserve">2. SEGUNDA INSTANCIA: </w:t>
+                      </w:r>
+                    </w:p>
+                    <w:p>
+                      <w:pPr>
+                        <w:jc w:val="center"/>
+                        <w:rPr>
+                          <w:lang w:val="es-BO"/>
+                        </w:rPr>
+                      </w:pPr>
+                      <w:r>
+                        <w:rPr>
+                          <w:lang w:val="es-BO"/>
+                        </w:rPr>
+                        <w:t>DIRECCIÓN / JEFATURA DE CARRERA</w:t>
+                      </w:r>
+                    </w:p>
+                    <w:p>
+                      <w:pPr>
+                        <w:jc w:val="center"/>
+                        <w:rPr>
+                          <w:lang w:val="es-BO"/>
+                        </w:rPr>
+                      </w:pPr>
+                      <w:r>
+                        <w:rPr>
+                          <w:lang w:val="es-BO"/>
+                        </w:rPr>
+                        <w:t>(DIRIGIDA POR EL DIRECTOR DE CARRERA)</w:t>
+                      </w:r>
+                    </w:p>
+                  </w:txbxContent>
+                </v:textbox>
+              </v:rect>
+            </w:pict>
+          </mc:Fallback>
+        </mc:AlternateContent>
+      </w:r>
+      <w:r>
+        <w:rPr>
+          <w:noProof/>
+        </w:rPr>
+        <mc:AlternateContent>
+          <mc:Choice Requires="wps">
+            <w:drawing>
+              <wp:anchor distT="0" distB="0" distL="114300" distR="114300" simplePos="0" relativeHeight="251665408" behindDoc="0" locked="0" layoutInCell="1" allowOverlap="1" wp14:anchorId="70977597" wp14:editId="7D8717CA">
+                <wp:simplePos x="0" y="0"/>
+                <wp:positionH relativeFrom="column">
+                  <wp:posOffset>1936327</wp:posOffset>
+                </wp:positionH>
+                <wp:positionV relativeFrom="paragraph">
+                  <wp:posOffset>138854</wp:posOffset>
+                </wp:positionV>
+                <wp:extent cx="5740400" cy="1354666"/>
+                <wp:effectExtent l="0" t="0" r="12700" b="17145"/>
+                <wp:wrapNone/>
+                <wp:docPr id="2" name="Rectángulo redondeado 2"/>
+                <wp:cNvGraphicFramePr/>
+                <a:graphic xmlns:a="http://schemas.openxmlformats.org/drawingml/2006/main">
+                  <a:graphicData uri="http://schemas.microsoft.com/office/word/2010/wordprocessingShape">
+                    <wps:wsp>
+                      <wps:cNvSpPr/>
+                      <wps:spPr>
+                        <a:xfrm>
+                          <a:off x="0" y="0"/>
+                          <a:ext cx="5740400" cy="1354666"/>
+                        </a:xfrm>
+                        <a:prstGeom prst="roundRect">
+                          <a:avLst/>
+                        </a:prstGeom>
+                        <a:solidFill>
+                          <a:srgbClr val="00B050"/>
+                        </a:solidFill>
+                      </wps:spPr>
+                      <wps:style>
+                        <a:lnRef idx="2">
+                          <a:schemeClr val="accent1">
+                            <a:shade val="50000"/>
+                          </a:schemeClr>
+                        </a:lnRef>
+                        <a:fillRef idx="1">
+                          <a:schemeClr val="accent1"/>
+                        </a:fillRef>
+                        <a:effectRef idx="0">
+                          <a:schemeClr val="accent1"/>
+                        </a:effectRef>
+                        <a:fontRef idx="minor">
+                          <a:schemeClr val="lt1"/>
+                        </a:fontRef>
+                      </wps:style>
+                      <wps:txbx>
+                        <w:txbxContent>
+                          <w:p>
+                            <w:pPr>
+                              <w:jc w:val="center"/>
+                            </w:pPr>
+                            <w:r>
+                              <w:t>1.MAXIMA INSTANCIA: CONSEJO DE CARRERA</w:t>
+                            </w:r>
+                          </w:p>
+                          <w:p>
+                            <w:pPr>
+                              <w:jc w:val="center"/>
+                              <w:rPr>
+                                <w:lang w:val="es-BO"/>
+                              </w:rPr>
+                            </w:pPr>
+                            <w:r>
+                              <w:rPr>
+                                <w:lang w:val="es-BO"/>
+                              </w:rPr>
+                              <w:t>(CONFO</w:t>
+                            </w:r>
+                            <w:r>
+                              <w:rPr>
+                                <w:lang w:val="es-BO"/>
+                              </w:rPr>
+                              <w:t>RMADO POR: director de carrera (presidente)</w:t>
+                            </w:r>
+                          </w:p>
+                          <w:p>
+                            <w:pPr>
+                              <w:jc w:val="center"/>
+                              <w:rPr>
+                                <w:lang w:val="es-BO"/>
+                              </w:rPr>
+                            </w:pPr>
+                            <w:r>
+                              <w:rPr>
+                                <w:lang w:val="es-BO"/>
+                              </w:rPr>
+                              <w:t xml:space="preserve">Representación docente </w:t>
+                            </w:r>
+                          </w:p>
+                          <w:p>
+                            <w:pPr>
+                              <w:jc w:val="center"/>
+                              <w:rPr>
+                                <w:lang w:val="es-BO"/>
+                              </w:rPr>
+                            </w:pPr>
+                            <w:r>
+                              <w:rPr>
+                                <w:lang w:val="es-BO"/>
+                              </w:rPr>
+                              <w:t>Representación estudiantil</w:t>
+                            </w:r>
+                          </w:p>
+                        </w:txbxContent>
+                      </wps:txbx>
+                      <wps:bodyPr rot="0" spcFirstLastPara="0" vertOverflow="overflow" horzOverflow="overflow" vert="horz" wrap="square" lIns="91440" tIns="45720" rIns="91440" bIns="45720" numCol="1" spcCol="0" rtlCol="0" fromWordArt="0" anchor="ctr" anchorCtr="0" forceAA="0" compatLnSpc="1">
+                        <a:prstTxWarp prst="textNoShape">
+                          <a:avLst/>
+                        </a:prstTxWarp>
+                        <a:noAutofit/>
+                      </wps:bodyPr>
+                    </wps:wsp>
+                  </a:graphicData>
+                </a:graphic>
+                <wp14:sizeRelH relativeFrom="margin">
+                  <wp14:pctWidth>0</wp14:pctWidth>
+                </wp14:sizeRelH>
+                <wp14:sizeRelV relativeFrom="margin">
+                  <wp14:pctHeight>0</wp14:pctHeight>
+                </wp14:sizeRelV>
+              </wp:anchor>
+            </w:drawing>
+          </mc:Choice>
+          <mc:Fallback>
+            <w:pict>
+              <v:roundrect w14:anchorId="70977597" id="Rectángulo redondeado 2" o:spid="_x0000_s1038" style="position:absolute;margin-left:152.45pt;margin-top:10.95pt;width:452pt;height:106.65pt;z-index:251665408;visibility:visible;mso-wrap-style:square;mso-width-percent:0;mso-height-percent:0;mso-wrap-distance-left:9pt;mso-wrap-distance-top:0;mso-wrap-distance-right:9pt;mso-wrap-distance-bottom:0;mso-position-horizontal:absolute;mso-position-horizontal-relative:text;mso-position-vertical:absolute;mso-position-vertical-relative:text;mso-width-percent:0;mso-height-percent:0;mso-width-relative:margin;mso-height-relative:margin;v-text-anchor:middle" arcsize="10923f" o:gfxdata="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" fillcolor="#00b050" strokecolor="#1f4d78 [1604]" strokeweight="1pt">
+                <v:stroke joinstyle="miter"/>
+                <v:textbox>
+                  <w:txbxContent>
+                    <w:p>
+                      <w:pPr>
+                        <w:jc w:val="center"/>
+                      </w:pPr>
+                      <w:r>
+                        <w:t>1.MAXIMA INSTANCIA: CONSEJO DE CARRERA</w:t>
+                      </w:r>
+                    </w:p>
+                    <w:p>
+                      <w:pPr>
+                        <w:jc w:val="center"/>
+                        <w:rPr>
+                          <w:lang w:val="es-BO"/>
+                        </w:rPr>
+                      </w:pPr>
+                      <w:r>
+                        <w:rPr>
+                          <w:lang w:val="es-BO"/>
+                        </w:rPr>
+                        <w:t>(CONFO</w:t>
+                      </w:r>
+                      <w:r>
+                        <w:rPr>
+                          <w:lang w:val="es-BO"/>
+                        </w:rPr>
+                        <w:t>RMADO POR: director de carrera (presidente)</w:t>
+                      </w:r>
+                    </w:p>
+                    <w:p>
+                      <w:pPr>
+                        <w:jc w:val="center"/>
+                        <w:rPr>
+                          <w:lang w:val="es-BO"/>
+                        </w:rPr>
+                      </w:pPr>
+                      <w:r>
+                        <w:rPr>
+                          <w:lang w:val="es-BO"/>
+                        </w:rPr>
+                        <w:t xml:space="preserve">Representación docente </w:t>
+                      </w:r>
+                    </w:p>
+                    <w:p>
+                      <w:pPr>
+                        <w:jc w:val="center"/>
+                        <w:rPr>
+                          <w:lang w:val="es-BO"/>
+                        </w:rPr>
+                      </w:pPr>
+                      <w:r>
+                        <w:rPr>
+                          <w:lang w:val="es-BO"/>
+                        </w:rPr>
+                        <w:t>Representación estudiantil</w:t>
+                      </w:r>
+                    </w:p>
+                  </w:txbxContent>
+                </v:textbox>
+              </v:roundrect>
+            </w:pict>
+          </mc:Fallback>
+        </mc:AlternateContent>
+      </w:r>
+      <w:r>
+        <w:rPr>
+          <w:noProof/>
+        </w:rPr>
         <w:drawing>
-          <wp:anchor distT="0" distB="0" distL="114300" distR="114300" simplePos="0" relativeHeight="251664384" behindDoc="0" locked="0" layoutInCell="1" allowOverlap="1" wp14:anchorId="047F4AB9" wp14:editId="22623C8D">
+          <wp:anchor distT="0" distB="0" distL="114300" distR="114300" simplePos="0" relativeHeight="251664384" behindDoc="0" locked="0" layoutInCell="1" allowOverlap="1" wp14:anchorId="42A89CFD" wp14:editId="599B7272">
             <wp:simplePos x="0" y="0"/>
             <wp:positionH relativeFrom="page">
               <wp:posOffset>10468610</wp:posOffset>
@@ -106,7 +1929,7 @@
           <w:noProof/>
         </w:rPr>
         <w:drawing>
-          <wp:anchor distT="0" distB="0" distL="114300" distR="114300" simplePos="0" relativeHeight="251660287" behindDoc="0" locked="0" layoutInCell="1" allowOverlap="1" wp14:anchorId="4B18BC91" wp14:editId="0F06E41D">
+          <wp:anchor distT="0" distB="0" distL="114300" distR="114300" simplePos="0" relativeHeight="251660287" behindDoc="0" locked="0" layoutInCell="1" allowOverlap="1" wp14:anchorId="5B34D263" wp14:editId="1477F78F">
             <wp:simplePos x="0" y="0"/>
             <wp:positionH relativeFrom="page">
               <wp:posOffset>125095</wp:posOffset>
